--- a/DOTE6751_SubSplit/File_Guide_文件阅读指南/File_Guide_CN.docx
+++ b/DOTE6751_SubSplit/File_Guide_文件阅读指南/File_Guide_CN.docx
@@ -94,7 +94,7 @@
           <w:i w:val="0"/>
           <w:sz w:val="15"/>
         </w:rPr>
-        <w:t>数据库大作业_SubSplit/</w:t>
+        <w:t>DOTE6751_SubSplit/</w:t>
         <w:br/>
         <w:t xml:space="preserve">  README.md   (2 KB)</w:t>
         <w:br/>

--- a/DOTE6751_SubSplit/File_Guide_文件阅读指南/File_Guide_CN.docx
+++ b/DOTE6751_SubSplit/File_Guide_文件阅读指南/File_Guide_CN.docx
@@ -102,11 +102,11 @@
         <w:br/>
         <w:t xml:space="preserve">    File_Guide.docx   (42 KB)</w:t>
         <w:br/>
-        <w:t xml:space="preserve">    File_Guide.pdf   (210 KB)</w:t>
+        <w:t xml:space="preserve">    File_Guide.pdf   (209 KB)</w:t>
         <w:br/>
         <w:t xml:space="preserve">    File_Guide_CN.docx   (43 KB)</w:t>
         <w:br/>
-        <w:t xml:space="preserve">    File_Guide_CN.pdf   (454 KB)</w:t>
+        <w:t xml:space="preserve">    File_Guide_CN.pdf   (452 KB)</w:t>
         <w:br/>
         <w:t xml:space="preserve">  PresentationSlides/</w:t>
         <w:br/>
@@ -650,7 +650,7 @@
                 <w:rFonts w:ascii="微软雅黑" w:hAnsi="微软雅黑" w:eastAsia="微软雅黑"/>
                 <w:sz w:val="17"/>
               </w:rPr>
-              <w:t>210 KB</w:t>
+              <w:t>209 KB</w:t>
             </w:r>
           </w:p>
         </w:tc>
@@ -774,7 +774,7 @@
                 <w:rFonts w:ascii="微软雅黑" w:hAnsi="微软雅黑" w:eastAsia="微软雅黑"/>
                 <w:sz w:val="17"/>
               </w:rPr>
-              <w:t>454 KB</w:t>
+              <w:t>452 KB</w:t>
             </w:r>
           </w:p>
         </w:tc>
